--- a/results/H1/table_07_lmm_items.docx
+++ b/results/H1/table_07_lmm_items.docx
@@ -28,7 +28,7 @@
         <w:rPr/>
         <w:t xml:space="preserve">Table </w:t>
       </w:r>
-      <w:bookmarkStart w:id="ff4ab8ea-5c81-4fad-9060-e5131f59dbd6" w:name="table"/>
+      <w:bookmarkStart w:id="06ebf223-4a84-4a18-aaac-5c0c015aebb6" w:name="table"/>
       <w:r>
         <w:rPr/>
         <w:fldChar w:fldCharType="begin" w:dirty="true"/>
@@ -41,7 +41,7 @@
         <w:rPr/>
         <w:fldChar w:fldCharType="end" w:dirty="true"/>
       </w:r>
-      <w:bookmarkEnd w:id="ff4ab8ea-5c81-4fad-9060-e5131f59dbd6"/>
+      <w:bookmarkEnd w:id="06ebf223-4a84-4a18-aaac-5c0c015aebb6"/>
       <w:r>
         <w:rPr/>
         <w:t xml:space="preserve">. </w:t>

--- a/results/H1/table_07_lmm_items.docx
+++ b/results/H1/table_07_lmm_items.docx
@@ -28,7 +28,7 @@
         <w:rPr/>
         <w:t xml:space="preserve">Table </w:t>
       </w:r>
-      <w:bookmarkStart w:id="06ebf223-4a84-4a18-aaac-5c0c015aebb6" w:name="table"/>
+      <w:bookmarkStart w:id="870bc4f9-a9d0-4cd2-8598-0861b6de231d" w:name="table"/>
       <w:r>
         <w:rPr/>
         <w:fldChar w:fldCharType="begin" w:dirty="true"/>
@@ -41,7 +41,7 @@
         <w:rPr/>
         <w:fldChar w:fldCharType="end" w:dirty="true"/>
       </w:r>
-      <w:bookmarkEnd w:id="06ebf223-4a84-4a18-aaac-5c0c015aebb6"/>
+      <w:bookmarkEnd w:id="870bc4f9-a9d0-4cd2-8598-0861b6de231d"/>
       <w:r>
         <w:rPr/>
         <w:t xml:space="preserve">. </w:t>

--- a/results/H1/table_07_lmm_items.docx
+++ b/results/H1/table_07_lmm_items.docx
@@ -28,7 +28,7 @@
         <w:rPr/>
         <w:t xml:space="preserve">Table </w:t>
       </w:r>
-      <w:bookmarkStart w:id="870bc4f9-a9d0-4cd2-8598-0861b6de231d" w:name="table"/>
+      <w:bookmarkStart w:id="206bd6fc-c9fe-446b-a67f-420b8852a1a4" w:name="table"/>
       <w:r>
         <w:rPr/>
         <w:fldChar w:fldCharType="begin" w:dirty="true"/>
@@ -41,7 +41,7 @@
         <w:rPr/>
         <w:fldChar w:fldCharType="end" w:dirty="true"/>
       </w:r>
-      <w:bookmarkEnd w:id="870bc4f9-a9d0-4cd2-8598-0861b6de231d"/>
+      <w:bookmarkEnd w:id="206bd6fc-c9fe-446b-a67f-420b8852a1a4"/>
       <w:r>
         <w:rPr/>
         <w:t xml:space="preserve">. </w:t>
